--- a/quantum-telecom-labs/lab-02-bb84/guide.docx
+++ b/quantum-telecom-labs/lab-02-bb84/guide.docx
@@ -41,6 +41,7 @@
     </w:p>
     <w:p>
       <w:pPr>
+        <w:keepLines/>
         <w:spacing w:after="160"/>
         <w:ind w:left="360"/>
       </w:pPr>
@@ -320,6 +321,7 @@
     </w:p>
     <w:p>
       <w:pPr>
+        <w:keepLines/>
         <w:spacing w:after="160"/>
         <w:ind w:left="360"/>
       </w:pPr>
@@ -347,6 +349,7 @@
     </w:p>
     <w:p>
       <w:pPr>
+        <w:keepLines/>
         <w:spacing w:after="160"/>
         <w:ind w:left="360"/>
       </w:pPr>
@@ -442,6 +445,53 @@
       </w:pPr>
       <w:r>
         <w:t>Смени --seed 2026 на 7. Прогноз для большого n должен остаться примерно тем же, но конкретные биты и точный QBER изменятся.</w:t>
+      </w:r>
+    </w:p>
+    <w:p>
+      <w:pPr>
+        <w:keepLines/>
+        <w:spacing w:after="160"/>
+        <w:ind w:left="360"/>
+      </w:pPr>
+      <w:r>
+        <w:rPr>
+          <w:rFonts w:ascii="Consolas" w:hAnsi="Consolas"/>
+          <w:sz w:val="17"/>
+        </w:rPr>
+        <w:t>python -m lab02.bb84 --pulses 100 --intercept</w:t>
+        <w:br/>
+      </w:r>
+      <w:r>
+        <w:rPr>
+          <w:rFonts w:ascii="Consolas" w:hAnsi="Consolas"/>
+          <w:sz w:val="17"/>
+        </w:rPr>
+        <w:t>python -m lab02.bb84 --pulses 10000 --intercept</w:t>
+        <w:br/>
+      </w:r>
+      <w:r>
+        <w:rPr>
+          <w:rFonts w:ascii="Consolas" w:hAnsi="Consolas"/>
+          <w:sz w:val="17"/>
+        </w:rPr>
+        <w:t>python -m lab02.bb84 --pulses 100000 --intercept</w:t>
+        <w:br/>
+      </w:r>
+      <w:r>
+        <w:rPr>
+          <w:rFonts w:ascii="Consolas" w:hAnsi="Consolas"/>
+          <w:sz w:val="17"/>
+        </w:rPr>
+        <w:t>python -m lab02.bb84 --pulses 100000 --noise 0.05 --intercept</w:t>
+        <w:br/>
+      </w:r>
+      <w:r>
+        <w:rPr>
+          <w:rFonts w:ascii="Consolas" w:hAnsi="Consolas"/>
+          <w:sz w:val="17"/>
+        </w:rPr>
+        <w:t>python -m lab02.bb84 --pulses 100000 --intercept --seed 7</w:t>
+        <w:br/>
       </w:r>
     </w:p>
     <w:p>
